--- a/templates/FTJSC.docx
+++ b/templates/FTJSC.docx
@@ -3,6 +3,11 @@
 <w:document xmlns:wpc="http://schemas.microsoft.com/office/word/2010/wordprocessingCanvas" xmlns:cx="http://schemas.microsoft.com/office/drawing/2014/chartex" xmlns:cx1="http://schemas.microsoft.com/office/drawing/2015/9/8/chartex" xmlns:cx2="http://schemas.microsoft.com/office/drawing/2015/10/21/chartex" xmlns:cx3="http://schemas.microsoft.com/office/drawing/2016/5/9/chartex" xmlns:cx4="http://schemas.microsoft.com/office/drawing/2016/5/10/chartex" xmlns:cx5="http://schemas.microsoft.com/office/drawing/2016/5/11/chartex" xmlns:cx6="http://schemas.microsoft.com/office/drawing/2016/5/12/chartex" xmlns:cx7="http://schemas.microsoft.com/office/drawing/2016/5/13/chartex" xmlns:cx8="http://schemas.microsoft.com/office/drawing/2016/5/14/chartex" xmlns:mc="http://schemas.openxmlformats.org/markup-compatibility/2006" xmlns:aink="http://schemas.microsoft.com/office/drawing/2016/ink" xmlns:am3d="http://schemas.microsoft.com/office/drawing/2017/model3d" xmlns:o="urn:schemas-microsoft-com:office:office" xmlns:oel="http://schemas.microsoft.com/office/2019/extlst" xmlns:r="http://schemas.openxmlformats.org/officeDocument/2006/relationships" xmlns:m="http://schemas.openxmlformats.org/officeDocument/2006/math" xmlns:v="urn:schemas-microsoft-com:vml" xmlns:wp14="http://schemas.microsoft.com/office/word/2010/wordprocessingDrawing" xmlns:wp="http://schemas.openxmlformats.org/drawingml/2006/wordprocessingDrawing" xmlns:w10="urn:schemas-microsoft-com:office:word" xmlns:w="http://schemas.openxmlformats.org/wordprocessingml/2006/main" xmlns:w14="http://schemas.microsoft.com/office/word/2010/wordml" xmlns:w15="http://schemas.microsoft.com/office/word/2012/wordml" xmlns:w16cex="http://schemas.microsoft.com/office/word/2018/wordml/cex" xmlns:w16cid="http://schemas.microsoft.com/office/word/2016/wordml/cid" xmlns:w16="http://schemas.microsoft.com/office/word/2018/wordml" xmlns:w16du="http://schemas.microsoft.com/office/word/2023/wordml/word16du" xmlns:w16sdtdh="http://schemas.microsoft.com/office/word/2020/wordml/sdtdatahash" xmlns:w16sdtfl="http://schemas.microsoft.com/office/word/2024/wordml/sdtformatlock" xmlns:w16se="http://schemas.microsoft.com/office/word/2015/wordml/symex" xmlns:wpg="http://schemas.microsoft.com/office/word/2010/wordprocessingGroup" xmlns:wpi="http://schemas.microsoft.com/office/word/2010/wordprocessingInk" xmlns:wne="http://schemas.microsoft.com/office/word/2006/wordml" xmlns:wps="http://schemas.microsoft.com/office/word/2010/wordprocessingShape" mc:Ignorable="w14 w15 w16se w16cid w16 w16cex w16sdtdh w16sdtfl w16du wp14">
   <w:body>
     <w:p>
+      <w:pPr>
+        <w:tabs>
+          <w:tab w:val="left" w:pos="7560"/>
+        </w:tabs>
+      </w:pPr>
       <w:r>
         <w:rPr>
           <w:noProof/>
@@ -76,6 +81,9 @@
             </w:pict>
           </mc:Fallback>
         </mc:AlternateContent>
+      </w:r>
+      <w:r>
+        <w:tab/>
       </w:r>
     </w:p>
     <w:p>
@@ -1877,6 +1885,7 @@
                               <w:spacing w:after="0"/>
                               <w:jc w:val="center"/>
                               <w:rPr>
+                                <w:rFonts w:ascii="Times New Roman" w:hAnsi="Times New Roman" w:cs="Times New Roman"/>
                                 <w:sz w:val="24"/>
                                 <w:szCs w:val="24"/>
                                 <w:u w:val="single"/>
@@ -1884,31 +1893,12 @@
                             </w:pPr>
                             <w:r>
                               <w:rPr>
+                                <w:rFonts w:ascii="Times New Roman" w:hAnsi="Times New Roman" w:cs="Times New Roman"/>
                                 <w:sz w:val="24"/>
                                 <w:szCs w:val="24"/>
                                 <w:u w:val="single"/>
                               </w:rPr>
-                              <w:t>{</w:t>
-                            </w:r>
-                            <w:proofErr w:type="spellStart"/>
-                            <w:proofErr w:type="gramStart"/>
-                            <w:r>
-                              <w:rPr>
-                                <w:sz w:val="24"/>
-                                <w:szCs w:val="24"/>
-                                <w:u w:val="single"/>
-                              </w:rPr>
-                              <w:t>d.date</w:t>
-                            </w:r>
-                            <w:proofErr w:type="spellEnd"/>
-                            <w:proofErr w:type="gramEnd"/>
-                            <w:r>
-                              <w:rPr>
-                                <w:sz w:val="24"/>
-                                <w:szCs w:val="24"/>
-                                <w:u w:val="single"/>
-                              </w:rPr>
-                              <w:t>}</w:t>
+                              <w:t>{d.date}</w:t>
                             </w:r>
                           </w:p>
                           <w:p>
@@ -1916,12 +1906,14 @@
                               <w:spacing w:after="0"/>
                               <w:jc w:val="center"/>
                               <w:rPr>
-                                <w:sz w:val="24"/>
-                                <w:szCs w:val="24"/>
-                              </w:rPr>
-                            </w:pPr>
-                            <w:r>
-                              <w:rPr>
+                                <w:rFonts w:ascii="Times New Roman" w:hAnsi="Times New Roman" w:cs="Times New Roman"/>
+                                <w:sz w:val="24"/>
+                                <w:szCs w:val="24"/>
+                              </w:rPr>
+                            </w:pPr>
+                            <w:r>
+                              <w:rPr>
+                                <w:rFonts w:ascii="Times New Roman" w:hAnsi="Times New Roman" w:cs="Times New Roman"/>
                                 <w:sz w:val="24"/>
                                 <w:szCs w:val="24"/>
                               </w:rPr>
@@ -1932,6 +1924,7 @@
                             <w:pPr>
                               <w:jc w:val="center"/>
                               <w:rPr>
+                                <w:rFonts w:ascii="Times New Roman" w:hAnsi="Times New Roman" w:cs="Times New Roman"/>
                                 <w:sz w:val="24"/>
                                 <w:szCs w:val="24"/>
                               </w:rPr>
@@ -1964,6 +1957,7 @@
                         <w:spacing w:after="0"/>
                         <w:jc w:val="center"/>
                         <w:rPr>
+                          <w:rFonts w:ascii="Times New Roman" w:hAnsi="Times New Roman" w:cs="Times New Roman"/>
                           <w:sz w:val="24"/>
                           <w:szCs w:val="24"/>
                           <w:u w:val="single"/>
@@ -1971,6 +1965,7 @@
                       </w:pPr>
                       <w:r>
                         <w:rPr>
+                          <w:rFonts w:ascii="Times New Roman" w:hAnsi="Times New Roman" w:cs="Times New Roman"/>
                           <w:sz w:val="24"/>
                           <w:szCs w:val="24"/>
                           <w:u w:val="single"/>
@@ -1978,9 +1973,9 @@
                         <w:t>{</w:t>
                       </w:r>
                       <w:proofErr w:type="spellStart"/>
-                      <w:proofErr w:type="gramStart"/>
-                      <w:r>
-                        <w:rPr>
+                      <w:r>
+                        <w:rPr>
+                          <w:rFonts w:ascii="Times New Roman" w:hAnsi="Times New Roman" w:cs="Times New Roman"/>
                           <w:sz w:val="24"/>
                           <w:szCs w:val="24"/>
                           <w:u w:val="single"/>
@@ -1988,9 +1983,9 @@
                         <w:t>d.date</w:t>
                       </w:r>
                       <w:proofErr w:type="spellEnd"/>
-                      <w:proofErr w:type="gramEnd"/>
-                      <w:r>
-                        <w:rPr>
+                      <w:r>
+                        <w:rPr>
+                          <w:rFonts w:ascii="Times New Roman" w:hAnsi="Times New Roman" w:cs="Times New Roman"/>
                           <w:sz w:val="24"/>
                           <w:szCs w:val="24"/>
                           <w:u w:val="single"/>
@@ -2003,12 +1998,14 @@
                         <w:spacing w:after="0"/>
                         <w:jc w:val="center"/>
                         <w:rPr>
-                          <w:sz w:val="24"/>
-                          <w:szCs w:val="24"/>
-                        </w:rPr>
-                      </w:pPr>
-                      <w:r>
-                        <w:rPr>
+                          <w:rFonts w:ascii="Times New Roman" w:hAnsi="Times New Roman" w:cs="Times New Roman"/>
+                          <w:sz w:val="24"/>
+                          <w:szCs w:val="24"/>
+                        </w:rPr>
+                      </w:pPr>
+                      <w:r>
+                        <w:rPr>
+                          <w:rFonts w:ascii="Times New Roman" w:hAnsi="Times New Roman" w:cs="Times New Roman"/>
                           <w:sz w:val="24"/>
                           <w:szCs w:val="24"/>
                         </w:rPr>
@@ -2019,6 +2016,7 @@
                       <w:pPr>
                         <w:jc w:val="center"/>
                         <w:rPr>
+                          <w:rFonts w:ascii="Times New Roman" w:hAnsi="Times New Roman" w:cs="Times New Roman"/>
                           <w:sz w:val="24"/>
                           <w:szCs w:val="24"/>
                         </w:rPr>
@@ -2371,7 +2369,7 @@
           <w:szCs w:val="38"/>
         </w:rPr>
         <w:drawing>
-          <wp:anchor distT="0" distB="0" distL="114300" distR="114300" simplePos="0" relativeHeight="251648512" behindDoc="0" locked="0" layoutInCell="1" allowOverlap="1" wp14:anchorId="29023007" wp14:editId="3A6BA764">
+          <wp:anchor distT="0" distB="0" distL="114300" distR="114300" simplePos="0" relativeHeight="251648512" behindDoc="0" locked="0" layoutInCell="1" allowOverlap="1" wp14:anchorId="29023007" wp14:editId="7672803F">
             <wp:simplePos x="0" y="0"/>
             <wp:positionH relativeFrom="page">
               <wp:posOffset>6115050</wp:posOffset>
@@ -2381,25 +2379,7 @@
             </wp:positionV>
             <wp:extent cx="1595120" cy="1272540"/>
             <wp:effectExtent l="0" t="0" r="0" b="3810"/>
-            <wp:wrapThrough wrapText="bothSides">
-              <wp:wrapPolygon edited="0">
-                <wp:start x="11024" y="21277"/>
-                <wp:lineTo x="12571" y="19660"/>
-                <wp:lineTo x="13603" y="17720"/>
-                <wp:lineTo x="13603" y="15456"/>
-                <wp:lineTo x="18246" y="10283"/>
-                <wp:lineTo x="19794" y="3169"/>
-                <wp:lineTo x="20310" y="259"/>
-                <wp:lineTo x="963" y="259"/>
-                <wp:lineTo x="705" y="259"/>
-                <wp:lineTo x="3285" y="10283"/>
-                <wp:lineTo x="7154" y="15456"/>
-                <wp:lineTo x="6896" y="17073"/>
-                <wp:lineTo x="8186" y="19983"/>
-                <wp:lineTo x="9476" y="21277"/>
-                <wp:lineTo x="11024" y="21277"/>
-              </wp:wrapPolygon>
-            </wp:wrapThrough>
+            <wp:wrapNone/>
             <wp:docPr id="542692796" name="Picture 39"/>
             <wp:cNvGraphicFramePr>
               <a:graphicFrameLocks xmlns:a="http://schemas.openxmlformats.org/drawingml/2006/main" noChangeAspect="1"/>
@@ -2559,228 +2539,98 @@
                                 <w:szCs w:val="24"/>
                                 <w:u w:val="single"/>
                               </w:rPr>
-                              <w:t>{</w:t>
-                            </w:r>
-                            <w:proofErr w:type="spellStart"/>
-                            <w:proofErr w:type="gramStart"/>
-                            <w:r>
-                              <w:rPr>
-                                <w:rFonts w:ascii="Times New Roman" w:hAnsi="Times New Roman" w:cs="Times New Roman"/>
-                                <w:b/>
-                                <w:bCs/>
+                              <w:t>{d.full_name}</w:t>
+                            </w:r>
+                            <w:r>
+                              <w:rPr>
+                                <w:rFonts w:ascii="Times New Roman" w:hAnsi="Times New Roman" w:cs="Times New Roman"/>
+                                <w:sz w:val="24"/>
+                                <w:szCs w:val="24"/>
+                              </w:rPr>
+                              <w:t xml:space="preserve">, a resident of Barangay </w:t>
+                            </w:r>
+                            <w:r>
+                              <w:rPr>
+                                <w:rFonts w:ascii="Times New Roman" w:hAnsi="Times New Roman" w:cs="Times New Roman"/>
+                                <w:sz w:val="24"/>
+                                <w:szCs w:val="24"/>
+                              </w:rPr>
+                              <w:t>Biluso</w:t>
+                            </w:r>
+                            <w:r>
+                              <w:rPr>
+                                <w:rFonts w:ascii="Times New Roman" w:hAnsi="Times New Roman" w:cs="Times New Roman"/>
+                                <w:sz w:val="24"/>
+                                <w:szCs w:val="24"/>
+                              </w:rPr>
+                              <w:t xml:space="preserve">, Zone/Purok </w:t>
+                            </w:r>
+                            <w:r>
+                              <w:rPr>
+                                <w:rFonts w:ascii="Times New Roman" w:hAnsi="Times New Roman" w:cs="Times New Roman"/>
                                 <w:sz w:val="24"/>
                                 <w:szCs w:val="24"/>
                                 <w:u w:val="single"/>
                               </w:rPr>
-                              <w:t>d.full</w:t>
-                            </w:r>
-                            <w:proofErr w:type="gramEnd"/>
-                            <w:r>
-                              <w:rPr>
-                                <w:rFonts w:ascii="Times New Roman" w:hAnsi="Times New Roman" w:cs="Times New Roman"/>
-                                <w:b/>
-                                <w:bCs/>
+                              <w:t>{d.zone}</w:t>
+                            </w:r>
+                            <w:r>
+                              <w:rPr>
+                                <w:rFonts w:ascii="Times New Roman" w:hAnsi="Times New Roman" w:cs="Times New Roman"/>
+                                <w:sz w:val="24"/>
+                                <w:szCs w:val="24"/>
+                              </w:rPr>
+                              <w:t xml:space="preserve"> </w:t>
+                            </w:r>
+                            <w:r>
+                              <w:rPr>
+                                <w:rFonts w:ascii="Times New Roman" w:hAnsi="Times New Roman" w:cs="Times New Roman"/>
+                                <w:sz w:val="24"/>
+                                <w:szCs w:val="24"/>
+                              </w:rPr>
+                              <w:t>for</w:t>
+                            </w:r>
+                            <w:r>
+                              <w:rPr>
+                                <w:rFonts w:ascii="Times New Roman" w:hAnsi="Times New Roman" w:cs="Times New Roman"/>
+                                <w:sz w:val="24"/>
+                                <w:szCs w:val="24"/>
+                              </w:rPr>
+                              <w:t xml:space="preserve"> </w:t>
+                            </w:r>
+                            <w:r>
+                              <w:rPr>
+                                <w:rFonts w:ascii="Times New Roman" w:hAnsi="Times New Roman" w:cs="Times New Roman"/>
                                 <w:sz w:val="24"/>
                                 <w:szCs w:val="24"/>
                                 <w:u w:val="single"/>
                               </w:rPr>
-                              <w:t>_name</w:t>
-                            </w:r>
-                            <w:proofErr w:type="spellEnd"/>
-                            <w:r>
-                              <w:rPr>
-                                <w:rFonts w:ascii="Times New Roman" w:hAnsi="Times New Roman" w:cs="Times New Roman"/>
-                                <w:b/>
-                                <w:bCs/>
+                              <w:t>{d.length_of_residency}</w:t>
+                            </w:r>
+                            <w:r>
+                              <w:rPr>
+                                <w:rFonts w:ascii="Times New Roman" w:hAnsi="Times New Roman" w:cs="Times New Roman"/>
+                                <w:sz w:val="24"/>
+                                <w:szCs w:val="24"/>
+                              </w:rPr>
+                              <w:t xml:space="preserve"> </w:t>
+                            </w:r>
+                            <w:r>
+                              <w:rPr>
+                                <w:rFonts w:ascii="Times New Roman" w:hAnsi="Times New Roman" w:cs="Times New Roman"/>
+                                <w:sz w:val="24"/>
+                                <w:szCs w:val="24"/>
+                              </w:rPr>
+                              <w:t xml:space="preserve"> </w:t>
+                            </w:r>
+                            <w:r>
+                              <w:rPr>
+                                <w:rFonts w:ascii="Times New Roman" w:hAnsi="Times New Roman" w:cs="Times New Roman"/>
                                 <w:sz w:val="24"/>
                                 <w:szCs w:val="24"/>
                                 <w:u w:val="single"/>
                               </w:rPr>
-                              <w:t>}</w:t>
-                            </w:r>
-                            <w:r>
-                              <w:rPr>
-                                <w:rFonts w:ascii="Times New Roman" w:hAnsi="Times New Roman" w:cs="Times New Roman"/>
-                                <w:sz w:val="24"/>
-                                <w:szCs w:val="24"/>
-                              </w:rPr>
-                              <w:t xml:space="preserve">, a resident of Barangay </w:t>
-                            </w:r>
-                            <w:r>
-                              <w:rPr>
-                                <w:rFonts w:ascii="Times New Roman" w:hAnsi="Times New Roman" w:cs="Times New Roman"/>
-                                <w:sz w:val="24"/>
-                                <w:szCs w:val="24"/>
-                              </w:rPr>
-                              <w:t>Biluso</w:t>
-                            </w:r>
-                            <w:r>
-                              <w:rPr>
-                                <w:rFonts w:ascii="Times New Roman" w:hAnsi="Times New Roman" w:cs="Times New Roman"/>
-                                <w:sz w:val="24"/>
-                                <w:szCs w:val="24"/>
-                              </w:rPr>
-                              <w:t xml:space="preserve">, Zone/Purok </w:t>
-                            </w:r>
-                            <w:r>
-                              <w:rPr>
-                                <w:rFonts w:ascii="Times New Roman" w:hAnsi="Times New Roman" w:cs="Times New Roman"/>
-                                <w:sz w:val="24"/>
-                                <w:szCs w:val="24"/>
-                                <w:u w:val="single"/>
-                              </w:rPr>
-                              <w:t>{</w:t>
-                            </w:r>
-                            <w:proofErr w:type="spellStart"/>
-                            <w:proofErr w:type="gramStart"/>
-                            <w:r>
-                              <w:rPr>
-                                <w:rFonts w:ascii="Times New Roman" w:hAnsi="Times New Roman" w:cs="Times New Roman"/>
-                                <w:sz w:val="24"/>
-                                <w:szCs w:val="24"/>
-                                <w:u w:val="single"/>
-                              </w:rPr>
-                              <w:t>d.zone</w:t>
-                            </w:r>
-                            <w:proofErr w:type="spellEnd"/>
-                            <w:proofErr w:type="gramEnd"/>
-                            <w:r>
-                              <w:rPr>
-                                <w:rFonts w:ascii="Times New Roman" w:hAnsi="Times New Roman" w:cs="Times New Roman"/>
-                                <w:sz w:val="24"/>
-                                <w:szCs w:val="24"/>
-                                <w:u w:val="single"/>
-                              </w:rPr>
-                              <w:t>}</w:t>
-                            </w:r>
-                            <w:r>
-                              <w:rPr>
-                                <w:rFonts w:ascii="Times New Roman" w:hAnsi="Times New Roman" w:cs="Times New Roman"/>
-                                <w:sz w:val="24"/>
-                                <w:szCs w:val="24"/>
-                              </w:rPr>
-                              <w:t xml:space="preserve"> </w:t>
-                            </w:r>
-                            <w:r>
-                              <w:rPr>
-                                <w:rFonts w:ascii="Times New Roman" w:hAnsi="Times New Roman" w:cs="Times New Roman"/>
-                                <w:sz w:val="24"/>
-                                <w:szCs w:val="24"/>
-                              </w:rPr>
-                              <w:t>for</w:t>
-                            </w:r>
-                            <w:r>
-                              <w:rPr>
-                                <w:rFonts w:ascii="Times New Roman" w:hAnsi="Times New Roman" w:cs="Times New Roman"/>
-                                <w:sz w:val="24"/>
-                                <w:szCs w:val="24"/>
-                              </w:rPr>
-                              <w:t xml:space="preserve"> </w:t>
-                            </w:r>
-                            <w:r>
-                              <w:rPr>
-                                <w:rFonts w:ascii="Times New Roman" w:hAnsi="Times New Roman" w:cs="Times New Roman"/>
-                                <w:sz w:val="24"/>
-                                <w:szCs w:val="24"/>
-                                <w:u w:val="single"/>
-                              </w:rPr>
-                              <w:t>{</w:t>
-                            </w:r>
-                            <w:proofErr w:type="spellStart"/>
-                            <w:proofErr w:type="gramStart"/>
-                            <w:r>
-                              <w:rPr>
-                                <w:rFonts w:ascii="Times New Roman" w:hAnsi="Times New Roman" w:cs="Times New Roman"/>
-                                <w:sz w:val="24"/>
-                                <w:szCs w:val="24"/>
-                                <w:u w:val="single"/>
-                              </w:rPr>
-                              <w:t>d.length</w:t>
-                            </w:r>
-                            <w:proofErr w:type="gramEnd"/>
-                            <w:r>
-                              <w:rPr>
-                                <w:rFonts w:ascii="Times New Roman" w:hAnsi="Times New Roman" w:cs="Times New Roman"/>
-                                <w:sz w:val="24"/>
-                                <w:szCs w:val="24"/>
-                                <w:u w:val="single"/>
-                              </w:rPr>
-                              <w:t>_of_</w:t>
-                            </w:r>
-                            <w:proofErr w:type="gramStart"/>
-                            <w:r>
-                              <w:rPr>
-                                <w:rFonts w:ascii="Times New Roman" w:hAnsi="Times New Roman" w:cs="Times New Roman"/>
-                                <w:sz w:val="24"/>
-                                <w:szCs w:val="24"/>
-                                <w:u w:val="single"/>
-                              </w:rPr>
-                              <w:t>residency</w:t>
-                            </w:r>
-                            <w:proofErr w:type="spellEnd"/>
-                            <w:r>
-                              <w:rPr>
-                                <w:rFonts w:ascii="Times New Roman" w:hAnsi="Times New Roman" w:cs="Times New Roman"/>
-                                <w:sz w:val="24"/>
-                                <w:szCs w:val="24"/>
-                                <w:u w:val="single"/>
-                              </w:rPr>
-                              <w:t>}</w:t>
-                            </w:r>
-                            <w:r>
-                              <w:rPr>
-                                <w:rFonts w:ascii="Times New Roman" w:hAnsi="Times New Roman" w:cs="Times New Roman"/>
-                                <w:sz w:val="24"/>
-                                <w:szCs w:val="24"/>
-                              </w:rPr>
-                              <w:t xml:space="preserve"> </w:t>
-                            </w:r>
-                            <w:r>
-                              <w:rPr>
-                                <w:rFonts w:ascii="Times New Roman" w:hAnsi="Times New Roman" w:cs="Times New Roman"/>
-                                <w:sz w:val="24"/>
-                                <w:szCs w:val="24"/>
-                              </w:rPr>
-                              <w:t xml:space="preserve"> </w:t>
-                            </w:r>
-                            <w:r>
-                              <w:rPr>
-                                <w:rFonts w:ascii="Times New Roman" w:hAnsi="Times New Roman" w:cs="Times New Roman"/>
-                                <w:sz w:val="24"/>
-                                <w:szCs w:val="24"/>
-                                <w:u w:val="single"/>
-                              </w:rPr>
-                              <w:t>{</w:t>
-                            </w:r>
-                            <w:proofErr w:type="spellStart"/>
-                            <w:r>
-                              <w:rPr>
-                                <w:rFonts w:ascii="Times New Roman" w:hAnsi="Times New Roman" w:cs="Times New Roman"/>
-                                <w:sz w:val="24"/>
-                                <w:szCs w:val="24"/>
-                                <w:u w:val="single"/>
-                              </w:rPr>
-                              <w:t>d.years</w:t>
-                            </w:r>
-                            <w:proofErr w:type="gramEnd"/>
-                            <w:r>
-                              <w:rPr>
-                                <w:rFonts w:ascii="Times New Roman" w:hAnsi="Times New Roman" w:cs="Times New Roman"/>
-                                <w:sz w:val="24"/>
-                                <w:szCs w:val="24"/>
-                                <w:u w:val="single"/>
-                              </w:rPr>
-                              <w:t>_or_months</w:t>
-                            </w:r>
-                            <w:proofErr w:type="spellEnd"/>
-                            <w:r>
-                              <w:rPr>
-                                <w:rFonts w:ascii="Times New Roman" w:hAnsi="Times New Roman" w:cs="Times New Roman"/>
-                                <w:sz w:val="24"/>
-                                <w:szCs w:val="24"/>
-                                <w:u w:val="single"/>
-                              </w:rPr>
-                              <w:t>}</w:t>
+                              <w:t>{d.years_or_months}</w:t>
                             </w:r>
                             <w:r>
                               <w:rPr>
@@ -2983,9 +2833,32 @@
                                 <w:szCs w:val="24"/>
                                 <w:u w:val="single"/>
                               </w:rPr>
-                              <w:t>{</w:t>
-                            </w:r>
-                            <w:proofErr w:type="spellStart"/>
+                              <w:t>{d.day}</w:t>
+                            </w:r>
+                            <w:r>
+                              <w:rPr>
+                                <w:rFonts w:ascii="Times New Roman" w:hAnsi="Times New Roman" w:cs="Times New Roman"/>
+                                <w:sz w:val="24"/>
+                                <w:szCs w:val="24"/>
+                              </w:rPr>
+                              <w:t xml:space="preserve"> day o</w:t>
+                            </w:r>
+                            <w:r>
+                              <w:rPr>
+                                <w:rFonts w:ascii="Times New Roman" w:hAnsi="Times New Roman" w:cs="Times New Roman"/>
+                                <w:sz w:val="24"/>
+                                <w:szCs w:val="24"/>
+                              </w:rPr>
+                              <w:t>f</w:t>
+                            </w:r>
+                            <w:r>
+                              <w:rPr>
+                                <w:rFonts w:ascii="Times New Roman" w:hAnsi="Times New Roman" w:cs="Times New Roman"/>
+                                <w:sz w:val="24"/>
+                                <w:szCs w:val="24"/>
+                              </w:rPr>
+                              <w:t xml:space="preserve"> </w:t>
+                            </w:r>
                             <w:r>
                               <w:rPr>
                                 <w:rFonts w:ascii="Times New Roman" w:hAnsi="Times New Roman" w:cs="Times New Roman"/>
@@ -2993,9 +2866,16 @@
                                 <w:szCs w:val="24"/>
                                 <w:u w:val="single"/>
                               </w:rPr>
-                              <w:t>d.day</w:t>
-                            </w:r>
-                            <w:proofErr w:type="spellEnd"/>
+                              <w:t>{d.month}</w:t>
+                            </w:r>
+                            <w:r>
+                              <w:rPr>
+                                <w:rFonts w:ascii="Times New Roman" w:hAnsi="Times New Roman" w:cs="Times New Roman"/>
+                                <w:sz w:val="24"/>
+                                <w:szCs w:val="24"/>
+                              </w:rPr>
+                              <w:t xml:space="preserve">, </w:t>
+                            </w:r>
                             <w:r>
                               <w:rPr>
                                 <w:rFonts w:ascii="Times New Roman" w:hAnsi="Times New Roman" w:cs="Times New Roman"/>
@@ -3003,23 +2883,7 @@
                                 <w:szCs w:val="24"/>
                                 <w:u w:val="single"/>
                               </w:rPr>
-                              <w:t>}</w:t>
-                            </w:r>
-                            <w:r>
-                              <w:rPr>
-                                <w:rFonts w:ascii="Times New Roman" w:hAnsi="Times New Roman" w:cs="Times New Roman"/>
-                                <w:sz w:val="24"/>
-                                <w:szCs w:val="24"/>
-                              </w:rPr>
-                              <w:t xml:space="preserve"> day o</w:t>
-                            </w:r>
-                            <w:r>
-                              <w:rPr>
-                                <w:rFonts w:ascii="Times New Roman" w:hAnsi="Times New Roman" w:cs="Times New Roman"/>
-                                <w:sz w:val="24"/>
-                                <w:szCs w:val="24"/>
-                              </w:rPr>
-                              <w:t>f</w:t>
+                              <w:t>{d.year}</w:t>
                             </w:r>
                             <w:r>
                               <w:rPr>
@@ -3034,84 +2898,6 @@
                                 <w:rFonts w:ascii="Times New Roman" w:hAnsi="Times New Roman" w:cs="Times New Roman"/>
                                 <w:sz w:val="24"/>
                                 <w:szCs w:val="24"/>
-                                <w:u w:val="single"/>
-                              </w:rPr>
-                              <w:t>{</w:t>
-                            </w:r>
-                            <w:proofErr w:type="spellStart"/>
-                            <w:proofErr w:type="gramStart"/>
-                            <w:r>
-                              <w:rPr>
-                                <w:rFonts w:ascii="Times New Roman" w:hAnsi="Times New Roman" w:cs="Times New Roman"/>
-                                <w:sz w:val="24"/>
-                                <w:szCs w:val="24"/>
-                                <w:u w:val="single"/>
-                              </w:rPr>
-                              <w:t>d.month</w:t>
-                            </w:r>
-                            <w:proofErr w:type="spellEnd"/>
-                            <w:proofErr w:type="gramEnd"/>
-                            <w:r>
-                              <w:rPr>
-                                <w:rFonts w:ascii="Times New Roman" w:hAnsi="Times New Roman" w:cs="Times New Roman"/>
-                                <w:sz w:val="24"/>
-                                <w:szCs w:val="24"/>
-                                <w:u w:val="single"/>
-                              </w:rPr>
-                              <w:t>}</w:t>
-                            </w:r>
-                            <w:r>
-                              <w:rPr>
-                                <w:rFonts w:ascii="Times New Roman" w:hAnsi="Times New Roman" w:cs="Times New Roman"/>
-                                <w:sz w:val="24"/>
-                                <w:szCs w:val="24"/>
-                              </w:rPr>
-                              <w:t xml:space="preserve">, </w:t>
-                            </w:r>
-                            <w:r>
-                              <w:rPr>
-                                <w:rFonts w:ascii="Times New Roman" w:hAnsi="Times New Roman" w:cs="Times New Roman"/>
-                                <w:sz w:val="24"/>
-                                <w:szCs w:val="24"/>
-                                <w:u w:val="single"/>
-                              </w:rPr>
-                              <w:t>{</w:t>
-                            </w:r>
-                            <w:proofErr w:type="spellStart"/>
-                            <w:proofErr w:type="gramStart"/>
-                            <w:r>
-                              <w:rPr>
-                                <w:rFonts w:ascii="Times New Roman" w:hAnsi="Times New Roman" w:cs="Times New Roman"/>
-                                <w:sz w:val="24"/>
-                                <w:szCs w:val="24"/>
-                                <w:u w:val="single"/>
-                              </w:rPr>
-                              <w:t>d.year</w:t>
-                            </w:r>
-                            <w:proofErr w:type="spellEnd"/>
-                            <w:proofErr w:type="gramEnd"/>
-                            <w:r>
-                              <w:rPr>
-                                <w:rFonts w:ascii="Times New Roman" w:hAnsi="Times New Roman" w:cs="Times New Roman"/>
-                                <w:sz w:val="24"/>
-                                <w:szCs w:val="24"/>
-                                <w:u w:val="single"/>
-                              </w:rPr>
-                              <w:t>}</w:t>
-                            </w:r>
-                            <w:r>
-                              <w:rPr>
-                                <w:rFonts w:ascii="Times New Roman" w:hAnsi="Times New Roman" w:cs="Times New Roman"/>
-                                <w:sz w:val="24"/>
-                                <w:szCs w:val="24"/>
-                              </w:rPr>
-                              <w:t xml:space="preserve"> </w:t>
-                            </w:r>
-                            <w:r>
-                              <w:rPr>
-                                <w:rFonts w:ascii="Times New Roman" w:hAnsi="Times New Roman" w:cs="Times New Roman"/>
-                                <w:sz w:val="24"/>
-                                <w:szCs w:val="24"/>
                               </w:rPr>
                               <w:t xml:space="preserve">in the </w:t>
                             </w:r>
@@ -3121,25 +2907,7 @@
                                 <w:sz w:val="24"/>
                                 <w:szCs w:val="24"/>
                               </w:rPr>
-                              <w:t xml:space="preserve">Barangay of </w:t>
-                            </w:r>
-                            <w:proofErr w:type="spellStart"/>
-                            <w:r>
-                              <w:rPr>
-                                <w:rFonts w:ascii="Times New Roman" w:hAnsi="Times New Roman" w:cs="Times New Roman"/>
-                                <w:sz w:val="24"/>
-                                <w:szCs w:val="24"/>
-                              </w:rPr>
-                              <w:t>Biluso</w:t>
-                            </w:r>
-                            <w:proofErr w:type="spellEnd"/>
-                            <w:r>
-                              <w:rPr>
-                                <w:rFonts w:ascii="Times New Roman" w:hAnsi="Times New Roman" w:cs="Times New Roman"/>
-                                <w:sz w:val="24"/>
-                                <w:szCs w:val="24"/>
-                              </w:rPr>
-                              <w:t xml:space="preserve">, </w:t>
+                              <w:t xml:space="preserve">Barangay of Biluso, </w:t>
                             </w:r>
                             <w:r>
                               <w:rPr>
@@ -3369,7 +3137,6 @@
                         <w:t>{</w:t>
                       </w:r>
                       <w:proofErr w:type="spellStart"/>
-                      <w:proofErr w:type="gramStart"/>
                       <w:r>
                         <w:rPr>
                           <w:rFonts w:ascii="Times New Roman" w:hAnsi="Times New Roman" w:cs="Times New Roman"/>
@@ -3379,9 +3146,9 @@
                           <w:szCs w:val="24"/>
                           <w:u w:val="single"/>
                         </w:rPr>
-                        <w:t>d.full</w:t>
-                      </w:r>
-                      <w:proofErr w:type="gramEnd"/>
+                        <w:t>d.full_name</w:t>
+                      </w:r>
+                      <w:proofErr w:type="spellEnd"/>
                       <w:r>
                         <w:rPr>
                           <w:rFonts w:ascii="Times New Roman" w:hAnsi="Times New Roman" w:cs="Times New Roman"/>
@@ -3391,14 +3158,55 @@
                           <w:szCs w:val="24"/>
                           <w:u w:val="single"/>
                         </w:rPr>
-                        <w:t>_name</w:t>
+                        <w:t>}</w:t>
+                      </w:r>
+                      <w:r>
+                        <w:rPr>
+                          <w:rFonts w:ascii="Times New Roman" w:hAnsi="Times New Roman" w:cs="Times New Roman"/>
+                          <w:sz w:val="24"/>
+                          <w:szCs w:val="24"/>
+                        </w:rPr>
+                        <w:t xml:space="preserve">, a resident of Barangay </w:t>
+                      </w:r>
+                      <w:r>
+                        <w:rPr>
+                          <w:rFonts w:ascii="Times New Roman" w:hAnsi="Times New Roman" w:cs="Times New Roman"/>
+                          <w:sz w:val="24"/>
+                          <w:szCs w:val="24"/>
+                        </w:rPr>
+                        <w:t>Biluso</w:t>
+                      </w:r>
+                      <w:r>
+                        <w:rPr>
+                          <w:rFonts w:ascii="Times New Roman" w:hAnsi="Times New Roman" w:cs="Times New Roman"/>
+                          <w:sz w:val="24"/>
+                          <w:szCs w:val="24"/>
+                        </w:rPr>
+                        <w:t xml:space="preserve">, Zone/Purok </w:t>
+                      </w:r>
+                      <w:r>
+                        <w:rPr>
+                          <w:rFonts w:ascii="Times New Roman" w:hAnsi="Times New Roman" w:cs="Times New Roman"/>
+                          <w:sz w:val="24"/>
+                          <w:szCs w:val="24"/>
+                          <w:u w:val="single"/>
+                        </w:rPr>
+                        <w:t>{</w:t>
+                      </w:r>
+                      <w:proofErr w:type="spellStart"/>
+                      <w:r>
+                        <w:rPr>
+                          <w:rFonts w:ascii="Times New Roman" w:hAnsi="Times New Roman" w:cs="Times New Roman"/>
+                          <w:sz w:val="24"/>
+                          <w:szCs w:val="24"/>
+                          <w:u w:val="single"/>
+                        </w:rPr>
+                        <w:t>d.zone</w:t>
                       </w:r>
                       <w:proofErr w:type="spellEnd"/>
                       <w:r>
                         <w:rPr>
                           <w:rFonts w:ascii="Times New Roman" w:hAnsi="Times New Roman" w:cs="Times New Roman"/>
-                          <w:b/>
-                          <w:bCs/>
                           <w:sz w:val="24"/>
                           <w:szCs w:val="24"/>
                           <w:u w:val="single"/>
@@ -3411,23 +3219,23 @@
                           <w:sz w:val="24"/>
                           <w:szCs w:val="24"/>
                         </w:rPr>
-                        <w:t xml:space="preserve">, a resident of Barangay </w:t>
-                      </w:r>
-                      <w:r>
-                        <w:rPr>
-                          <w:rFonts w:ascii="Times New Roman" w:hAnsi="Times New Roman" w:cs="Times New Roman"/>
-                          <w:sz w:val="24"/>
-                          <w:szCs w:val="24"/>
-                        </w:rPr>
-                        <w:t>Biluso</w:t>
-                      </w:r>
-                      <w:r>
-                        <w:rPr>
-                          <w:rFonts w:ascii="Times New Roman" w:hAnsi="Times New Roman" w:cs="Times New Roman"/>
-                          <w:sz w:val="24"/>
-                          <w:szCs w:val="24"/>
-                        </w:rPr>
-                        <w:t xml:space="preserve">, Zone/Purok </w:t>
+                        <w:t xml:space="preserve"> </w:t>
+                      </w:r>
+                      <w:r>
+                        <w:rPr>
+                          <w:rFonts w:ascii="Times New Roman" w:hAnsi="Times New Roman" w:cs="Times New Roman"/>
+                          <w:sz w:val="24"/>
+                          <w:szCs w:val="24"/>
+                        </w:rPr>
+                        <w:t>for</w:t>
+                      </w:r>
+                      <w:r>
+                        <w:rPr>
+                          <w:rFonts w:ascii="Times New Roman" w:hAnsi="Times New Roman" w:cs="Times New Roman"/>
+                          <w:sz w:val="24"/>
+                          <w:szCs w:val="24"/>
+                        </w:rPr>
+                        <w:t xml:space="preserve"> </w:t>
                       </w:r>
                       <w:r>
                         <w:rPr>
@@ -3439,7 +3247,6 @@
                         <w:t>{</w:t>
                       </w:r>
                       <w:proofErr w:type="spellStart"/>
-                      <w:proofErr w:type="gramStart"/>
                       <w:r>
                         <w:rPr>
                           <w:rFonts w:ascii="Times New Roman" w:hAnsi="Times New Roman" w:cs="Times New Roman"/>
@@ -3447,10 +3254,9 @@
                           <w:szCs w:val="24"/>
                           <w:u w:val="single"/>
                         </w:rPr>
-                        <w:t>d.zone</w:t>
+                        <w:t>d.length_of_residency</w:t>
                       </w:r>
                       <w:proofErr w:type="spellEnd"/>
-                      <w:proofErr w:type="gramEnd"/>
                       <w:r>
                         <w:rPr>
                           <w:rFonts w:ascii="Times New Roman" w:hAnsi="Times New Roman" w:cs="Times New Roman"/>
@@ -3474,14 +3280,6 @@
                           <w:sz w:val="24"/>
                           <w:szCs w:val="24"/>
                         </w:rPr>
-                        <w:t>for</w:t>
-                      </w:r>
-                      <w:r>
-                        <w:rPr>
-                          <w:rFonts w:ascii="Times New Roman" w:hAnsi="Times New Roman" w:cs="Times New Roman"/>
-                          <w:sz w:val="24"/>
-                          <w:szCs w:val="24"/>
-                        </w:rPr>
                         <w:t xml:space="preserve"> </w:t>
                       </w:r>
                       <w:r>
@@ -3494,7 +3292,6 @@
                         <w:t>{</w:t>
                       </w:r>
                       <w:proofErr w:type="spellStart"/>
-                      <w:proofErr w:type="gramStart"/>
                       <w:r>
                         <w:rPr>
                           <w:rFonts w:ascii="Times New Roman" w:hAnsi="Times New Roman" w:cs="Times New Roman"/>
@@ -3502,82 +3299,7 @@
                           <w:szCs w:val="24"/>
                           <w:u w:val="single"/>
                         </w:rPr>
-                        <w:t>d.length</w:t>
-                      </w:r>
-                      <w:proofErr w:type="gramEnd"/>
-                      <w:r>
-                        <w:rPr>
-                          <w:rFonts w:ascii="Times New Roman" w:hAnsi="Times New Roman" w:cs="Times New Roman"/>
-                          <w:sz w:val="24"/>
-                          <w:szCs w:val="24"/>
-                          <w:u w:val="single"/>
-                        </w:rPr>
-                        <w:t>_of_</w:t>
-                      </w:r>
-                      <w:proofErr w:type="gramStart"/>
-                      <w:r>
-                        <w:rPr>
-                          <w:rFonts w:ascii="Times New Roman" w:hAnsi="Times New Roman" w:cs="Times New Roman"/>
-                          <w:sz w:val="24"/>
-                          <w:szCs w:val="24"/>
-                          <w:u w:val="single"/>
-                        </w:rPr>
-                        <w:t>residency</w:t>
-                      </w:r>
-                      <w:proofErr w:type="spellEnd"/>
-                      <w:r>
-                        <w:rPr>
-                          <w:rFonts w:ascii="Times New Roman" w:hAnsi="Times New Roman" w:cs="Times New Roman"/>
-                          <w:sz w:val="24"/>
-                          <w:szCs w:val="24"/>
-                          <w:u w:val="single"/>
-                        </w:rPr>
-                        <w:t>}</w:t>
-                      </w:r>
-                      <w:r>
-                        <w:rPr>
-                          <w:rFonts w:ascii="Times New Roman" w:hAnsi="Times New Roman" w:cs="Times New Roman"/>
-                          <w:sz w:val="24"/>
-                          <w:szCs w:val="24"/>
-                        </w:rPr>
-                        <w:t xml:space="preserve"> </w:t>
-                      </w:r>
-                      <w:r>
-                        <w:rPr>
-                          <w:rFonts w:ascii="Times New Roman" w:hAnsi="Times New Roman" w:cs="Times New Roman"/>
-                          <w:sz w:val="24"/>
-                          <w:szCs w:val="24"/>
-                        </w:rPr>
-                        <w:t xml:space="preserve"> </w:t>
-                      </w:r>
-                      <w:r>
-                        <w:rPr>
-                          <w:rFonts w:ascii="Times New Roman" w:hAnsi="Times New Roman" w:cs="Times New Roman"/>
-                          <w:sz w:val="24"/>
-                          <w:szCs w:val="24"/>
-                          <w:u w:val="single"/>
-                        </w:rPr>
-                        <w:t>{</w:t>
-                      </w:r>
-                      <w:proofErr w:type="spellStart"/>
-                      <w:r>
-                        <w:rPr>
-                          <w:rFonts w:ascii="Times New Roman" w:hAnsi="Times New Roman" w:cs="Times New Roman"/>
-                          <w:sz w:val="24"/>
-                          <w:szCs w:val="24"/>
-                          <w:u w:val="single"/>
-                        </w:rPr>
-                        <w:t>d.years</w:t>
-                      </w:r>
-                      <w:proofErr w:type="gramEnd"/>
-                      <w:r>
-                        <w:rPr>
-                          <w:rFonts w:ascii="Times New Roman" w:hAnsi="Times New Roman" w:cs="Times New Roman"/>
-                          <w:sz w:val="24"/>
-                          <w:szCs w:val="24"/>
-                          <w:u w:val="single"/>
-                        </w:rPr>
-                        <w:t>_or_months</w:t>
+                        <w:t>d.years_or_months</w:t>
                       </w:r>
                       <w:proofErr w:type="spellEnd"/>
                       <w:r>
@@ -3846,7 +3568,6 @@
                         <w:t>{</w:t>
                       </w:r>
                       <w:proofErr w:type="spellStart"/>
-                      <w:proofErr w:type="gramStart"/>
                       <w:r>
                         <w:rPr>
                           <w:rFonts w:ascii="Times New Roman" w:hAnsi="Times New Roman" w:cs="Times New Roman"/>
@@ -3857,7 +3578,6 @@
                         <w:t>d.month</w:t>
                       </w:r>
                       <w:proofErr w:type="spellEnd"/>
-                      <w:proofErr w:type="gramEnd"/>
                       <w:r>
                         <w:rPr>
                           <w:rFonts w:ascii="Times New Roman" w:hAnsi="Times New Roman" w:cs="Times New Roman"/>
@@ -3885,7 +3605,6 @@
                         <w:t>{</w:t>
                       </w:r>
                       <w:proofErr w:type="spellStart"/>
-                      <w:proofErr w:type="gramStart"/>
                       <w:r>
                         <w:rPr>
                           <w:rFonts w:ascii="Times New Roman" w:hAnsi="Times New Roman" w:cs="Times New Roman"/>
@@ -3896,7 +3615,6 @@
                         <w:t>d.year</w:t>
                       </w:r>
                       <w:proofErr w:type="spellEnd"/>
-                      <w:proofErr w:type="gramEnd"/>
                       <w:r>
                         <w:rPr>
                           <w:rFonts w:ascii="Times New Roman" w:hAnsi="Times New Roman" w:cs="Times New Roman"/>
@@ -3928,25 +3646,7 @@
                           <w:sz w:val="24"/>
                           <w:szCs w:val="24"/>
                         </w:rPr>
-                        <w:t xml:space="preserve">Barangay of </w:t>
-                      </w:r>
-                      <w:proofErr w:type="spellStart"/>
-                      <w:r>
-                        <w:rPr>
-                          <w:rFonts w:ascii="Times New Roman" w:hAnsi="Times New Roman" w:cs="Times New Roman"/>
-                          <w:sz w:val="24"/>
-                          <w:szCs w:val="24"/>
-                        </w:rPr>
-                        <w:t>Biluso</w:t>
-                      </w:r>
-                      <w:proofErr w:type="spellEnd"/>
-                      <w:r>
-                        <w:rPr>
-                          <w:rFonts w:ascii="Times New Roman" w:hAnsi="Times New Roman" w:cs="Times New Roman"/>
-                          <w:sz w:val="24"/>
-                          <w:szCs w:val="24"/>
-                        </w:rPr>
-                        <w:t xml:space="preserve">, </w:t>
+                        <w:t xml:space="preserve">Barangay of Biluso, </w:t>
                       </w:r>
                       <w:r>
                         <w:rPr>
